--- a/docs/policy-drafts/terms-of-service-v5.docx
+++ b/docs/policy-drafts/terms-of-service-v5.docx
@@ -785,7 +785,7 @@
           <w:b/>
           <w:bCs/>
         </w:rPr>
-        <w:t xml:space="preserve">20% restocking fee</w:t>
+        <w:t xml:space="preserve">20% restocking and handling fee</w:t>
       </w:r>
       <w:r>
         <w:rPr>
